--- a/Dokumentasi_Anumana.docx
+++ b/Dokumentasi_Anumana.docx
@@ -6,13 +6,23 @@
       <w:pPr>
         <w:spacing w:before="200" w:after="60"/>
       </w:pPr>
+      <w:proofErr w:type="spellStart"/>
       <w:r>
         <w:rPr>
           <w:b/>
           <w:bCs/>
           <w:color w:val="2E75B6"/>
         </w:rPr>
-        <w:t>DOKUMENTASI SISTEM</w:t>
+        <w:t>eDOKUMENTASI</w:t>
+      </w:r>
+      <w:proofErr w:type="spellEnd"/>
+      <w:r>
+        <w:rPr>
+          <w:b/>
+          <w:bCs/>
+          <w:color w:val="2E75B6"/>
+        </w:rPr>
+        <w:t xml:space="preserve"> SISTEM</w:t>
       </w:r>
     </w:p>
     <w:p>
@@ -2178,6 +2188,13 @@
                 <w:szCs w:val="20"/>
               </w:rPr>
               <w:t>.</w:t>
+            </w:r>
+            <w:r>
+              <w:rPr>
+                <w:sz w:val="20"/>
+                <w:szCs w:val="20"/>
+              </w:rPr>
+              <w:t xml:space="preserve">   </w:t>
             </w:r>
           </w:p>
         </w:tc>
